--- a/functions/legacy/template/flyerA4.docx
+++ b/functions/legacy/template/flyerA4.docx
@@ -10,16 +10,16 @@
         <mc:AlternateContent>
           <mc:Choice Requires="wps">
             <w:drawing>
-              <wp:anchor distT="0" distB="0" distL="114300" distR="114300" simplePos="0" relativeHeight="251659264" behindDoc="0" locked="0" layoutInCell="1" allowOverlap="1" wp14:anchorId="45051BFA" wp14:editId="0E00365E">
+              <wp:anchor distT="0" distB="0" distL="114300" distR="114300" simplePos="0" relativeHeight="251659264" behindDoc="0" locked="0" layoutInCell="1" allowOverlap="1" wp14:anchorId="45051BFA" wp14:editId="66CA8F59">
                 <wp:simplePos x="0" y="0"/>
                 <wp:positionH relativeFrom="column">
-                  <wp:posOffset>2021238</wp:posOffset>
+                  <wp:posOffset>2025015</wp:posOffset>
                 </wp:positionH>
                 <wp:positionV relativeFrom="paragraph">
-                  <wp:posOffset>4787900</wp:posOffset>
+                  <wp:posOffset>5179060</wp:posOffset>
                 </wp:positionV>
-                <wp:extent cx="6880793" cy="1239253"/>
-                <wp:effectExtent l="0" t="0" r="3175" b="5715"/>
+                <wp:extent cx="7545705" cy="1270000"/>
+                <wp:effectExtent l="0" t="0" r="0" b="0"/>
                 <wp:wrapNone/>
                 <wp:docPr id="2094719552" name="テキスト ボックス 5"/>
                 <wp:cNvGraphicFramePr/>
@@ -30,7 +30,7 @@
                       <wps:spPr>
                         <a:xfrm>
                           <a:off x="0" y="0"/>
-                          <a:ext cx="6880793" cy="1239253"/>
+                          <a:ext cx="7545705" cy="1270000"/>
                         </a:xfrm>
                         <a:prstGeom prst="rect">
                           <a:avLst/>
@@ -45,23 +45,58 @@
                       <wps:txbx>
                         <w:txbxContent>
                           <w:p>
+                            <w:pPr>
+                              <w:spacing w:line="200" w:lineRule="exact"/>
+                              <w:rPr>
+                                <w:rFonts w:ascii="メイリオ" w:eastAsia="メイリオ" w:hAnsi="メイリオ" w:cs="Arial Unicode MS"/>
+                                <w:sz w:val="24"/>
+                              </w:rPr>
+                            </w:pPr>
+                          </w:p>
+                          <w:p>
+                            <w:pPr>
+                              <w:spacing w:line="380" w:lineRule="exact"/>
+                              <w:rPr>
+                                <w:rFonts w:ascii="メイリオ" w:eastAsia="メイリオ" w:hAnsi="メイリオ" w:cs="Arial Unicode MS"/>
+                                <w:sz w:val="28"/>
+                              </w:rPr>
+                            </w:pPr>
                             <w:r>
+                              <w:rPr>
+                                <w:rFonts w:ascii="メイリオ" w:eastAsia="メイリオ" w:hAnsi="メイリオ" w:cs="Arial Unicode MS"/>
+                                <w:sz w:val="28"/>
+                              </w:rPr>
                               <w:t>{{</w:t>
                             </w:r>
-                            <w:proofErr w:type="spellStart"/>
                             <w:r>
+                              <w:rPr>
+                                <w:rFonts w:ascii="メイリオ" w:eastAsia="メイリオ" w:hAnsi="メイリオ" w:cs="Arial Unicode MS"/>
+                                <w:sz w:val="28"/>
+                              </w:rPr>
                               <w:t>even</w:t>
                             </w:r>
                             <w:r>
+                              <w:rPr>
+                                <w:rFonts w:ascii="メイリオ" w:eastAsia="メイリオ" w:hAnsi="メイリオ" w:cs="Arial Unicode MS"/>
+                                <w:sz w:val="28"/>
+                              </w:rPr>
                               <w:t>t</w:t>
                             </w:r>
                             <w:r>
-                              <w:t>Desc</w:t>
+                              <w:rPr>
+                                <w:rFonts w:ascii="メイリオ" w:eastAsia="メイリオ" w:hAnsi="メイリオ" w:cs="Arial Unicode MS"/>
+                                <w:sz w:val="28"/>
+                              </w:rPr>
+                              <w:t>Desc}}</w:t>
                             </w:r>
-                            <w:proofErr w:type="spellEnd"/>
-                            <w:r>
-                              <w:t>}}</w:t>
-                            </w:r>
+                          </w:p>
+                          <w:p>
+                            <w:pPr>
+                              <w:spacing w:line="240" w:lineRule="exact"/>
+                              <w:rPr>
+                                <w:rFonts w:ascii="Arial" w:eastAsia="Arial Unicode MS" w:hAnsi="Arial" w:cs="Arial"/>
+                              </w:rPr>
+                            </w:pPr>
                           </w:p>
                         </w:txbxContent>
                       </wps:txbx>
@@ -89,27 +124,62 @@
                 <v:stroke joinstyle="miter"/>
                 <v:path gradientshapeok="t" o:connecttype="rect"/>
               </v:shapetype>
-              <v:shape id="テキスト ボックス 5" o:spid="_x0000_s1026" type="#_x0000_t202" style="position:absolute;left:0;text-align:left;margin-left:159.15pt;margin-top:377pt;width:541.8pt;height:97.6pt;z-index:251659264;visibility:visible;mso-wrap-style:square;mso-width-percent:0;mso-height-percent:0;mso-wrap-distance-left:9pt;mso-wrap-distance-top:0;mso-wrap-distance-right:9pt;mso-wrap-distance-bottom:0;mso-position-horizontal:absolute;mso-position-horizontal-relative:text;mso-position-vertical:absolute;mso-position-vertical-relative:text;mso-width-percent:0;mso-height-percent:0;mso-width-relative:margin;mso-height-relative:margin;v-text-anchor:top" o:gfxdata="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" fillcolor="white [3201]" stroked="f" strokeweight=".5pt">
+              <v:shape id="テキスト ボックス 5" o:spid="_x0000_s1026" type="#_x0000_t202" style="position:absolute;left:0;text-align:left;margin-left:159.45pt;margin-top:407.8pt;width:594.15pt;height:100pt;z-index:251659264;visibility:visible;mso-wrap-style:square;mso-width-percent:0;mso-height-percent:0;mso-wrap-distance-left:9pt;mso-wrap-distance-top:0;mso-wrap-distance-right:9pt;mso-wrap-distance-bottom:0;mso-position-horizontal:absolute;mso-position-horizontal-relative:text;mso-position-vertical:absolute;mso-position-vertical-relative:text;mso-width-percent:0;mso-height-percent:0;mso-width-relative:margin;mso-height-relative:margin;v-text-anchor:top" o:gfxdata="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" fillcolor="white [3201]" stroked="f" strokeweight=".5pt">
                 <v:textbox>
                   <w:txbxContent>
                     <w:p>
+                      <w:pPr>
+                        <w:spacing w:line="200" w:lineRule="exact"/>
+                        <w:rPr>
+                          <w:rFonts w:ascii="メイリオ" w:eastAsia="メイリオ" w:hAnsi="メイリオ" w:cs="Arial Unicode MS"/>
+                          <w:sz w:val="24"/>
+                        </w:rPr>
+                      </w:pPr>
+                    </w:p>
+                    <w:p>
+                      <w:pPr>
+                        <w:spacing w:line="380" w:lineRule="exact"/>
+                        <w:rPr>
+                          <w:rFonts w:ascii="メイリオ" w:eastAsia="メイリオ" w:hAnsi="メイリオ" w:cs="Arial Unicode MS"/>
+                          <w:sz w:val="28"/>
+                        </w:rPr>
+                      </w:pPr>
                       <w:r>
+                        <w:rPr>
+                          <w:rFonts w:ascii="メイリオ" w:eastAsia="メイリオ" w:hAnsi="メイリオ" w:cs="Arial Unicode MS"/>
+                          <w:sz w:val="28"/>
+                        </w:rPr>
                         <w:t>{{</w:t>
                       </w:r>
-                      <w:proofErr w:type="spellStart"/>
                       <w:r>
+                        <w:rPr>
+                          <w:rFonts w:ascii="メイリオ" w:eastAsia="メイリオ" w:hAnsi="メイリオ" w:cs="Arial Unicode MS"/>
+                          <w:sz w:val="28"/>
+                        </w:rPr>
                         <w:t>even</w:t>
                       </w:r>
                       <w:r>
+                        <w:rPr>
+                          <w:rFonts w:ascii="メイリオ" w:eastAsia="メイリオ" w:hAnsi="メイリオ" w:cs="Arial Unicode MS"/>
+                          <w:sz w:val="28"/>
+                        </w:rPr>
                         <w:t>t</w:t>
                       </w:r>
                       <w:r>
-                        <w:t>Desc</w:t>
+                        <w:rPr>
+                          <w:rFonts w:ascii="メイリオ" w:eastAsia="メイリオ" w:hAnsi="メイリオ" w:cs="Arial Unicode MS"/>
+                          <w:sz w:val="28"/>
+                        </w:rPr>
+                        <w:t>Desc}}</w:t>
                       </w:r>
-                      <w:proofErr w:type="spellEnd"/>
-                      <w:r>
-                        <w:t>}}</w:t>
-                      </w:r>
+                    </w:p>
+                    <w:p>
+                      <w:pPr>
+                        <w:spacing w:line="240" w:lineRule="exact"/>
+                        <w:rPr>
+                          <w:rFonts w:ascii="Arial" w:eastAsia="Arial Unicode MS" w:hAnsi="Arial" w:cs="Arial"/>
+                        </w:rPr>
+                      </w:pPr>
                     </w:p>
                   </w:txbxContent>
                 </v:textbox>
@@ -123,9 +193,9 @@
           <w:noProof/>
         </w:rPr>
         <w:drawing>
-          <wp:inline distT="0" distB="0" distL="0" distR="0" wp14:anchorId="5B4A71B0" wp14:editId="4755A12B">
-            <wp:extent cx="8914205" cy="4704348"/>
-            <wp:effectExtent l="0" t="0" r="1270" b="0"/>
+          <wp:inline distT="0" distB="0" distL="0" distR="0" wp14:anchorId="5B4A71B0" wp14:editId="11FC7FD1">
+            <wp:extent cx="9577893" cy="5054600"/>
+            <wp:effectExtent l="0" t="0" r="0" b="0"/>
             <wp:docPr id="1089585710" name="図 2" descr="{&#10; &quot;location-path&quot;:&quot;eventCoverUrlBase64Image&quot;,&#10; &quot;image-props&quot;:{}&#10; }"/>
             <wp:cNvGraphicFramePr>
               <a:graphicFrameLocks xmlns:a="http://schemas.openxmlformats.org/drawingml/2006/main" noChangeAspect="1"/>
@@ -152,7 +222,7 @@
                   <pic:spPr>
                     <a:xfrm>
                       <a:off x="0" y="0"/>
-                      <a:ext cx="8930727" cy="4713067"/>
+                      <a:ext cx="9702410" cy="5120312"/>
                     </a:xfrm>
                     <a:prstGeom prst="rect">
                       <a:avLst/>
@@ -166,11 +236,6 @@
       </w:r>
     </w:p>
     <w:p>
-      <w:pPr>
-        <w:rPr>
-          <w:rFonts w:hint="eastAsia"/>
-        </w:rPr>
-      </w:pPr>
       <w:r>
         <w:rPr>
           <w:rFonts w:hint="eastAsia"/>
@@ -228,8 +293,8 @@
           <w:lang w:val="ja-JP"/>
         </w:rPr>
         <w:drawing>
-          <wp:inline distT="0" distB="0" distL="0" distR="0" wp14:anchorId="4BBDE0F1" wp14:editId="07D07FD2">
-            <wp:extent cx="6883400" cy="584200"/>
+          <wp:inline distT="0" distB="0" distL="0" distR="0" wp14:anchorId="4BBDE0F1" wp14:editId="12C72C41">
+            <wp:extent cx="7545705" cy="640410"/>
             <wp:effectExtent l="0" t="0" r="0" b="0"/>
             <wp:docPr id="859567523" name="図 4"/>
             <wp:cNvGraphicFramePr>
@@ -257,7 +322,7 @@
                   <pic:spPr>
                     <a:xfrm>
                       <a:off x="0" y="0"/>
-                      <a:ext cx="6883400" cy="584200"/>
+                      <a:ext cx="7874786" cy="668339"/>
                     </a:xfrm>
                     <a:prstGeom prst="rect">
                       <a:avLst/>
@@ -278,7 +343,7 @@
     </w:p>
     <w:sectPr>
       <w:pgSz w:w="16838" w:h="11906" w:orient="landscape"/>
-      <w:pgMar w:top="720" w:right="1361" w:bottom="720" w:left="1361" w:header="851" w:footer="992" w:gutter="0"/>
+      <w:pgMar w:top="284" w:right="851" w:bottom="340" w:left="851" w:header="851" w:footer="992" w:gutter="0"/>
       <w:cols w:space="425"/>
       <w:docGrid w:type="lines" w:linePitch="360"/>
     </w:sectPr>

--- a/functions/legacy/template/flyerA4.docx
+++ b/functions/legacy/template/flyerA4.docx
@@ -10,7 +10,7 @@
         <mc:AlternateContent>
           <mc:Choice Requires="wps">
             <w:drawing>
-              <wp:anchor distT="0" distB="0" distL="114300" distR="114300" simplePos="0" relativeHeight="251659264" behindDoc="0" locked="0" layoutInCell="1" allowOverlap="1" wp14:anchorId="45051BFA" wp14:editId="66CA8F59">
+              <wp:anchor distT="0" distB="0" distL="114300" distR="114300" simplePos="0" relativeHeight="251659264" behindDoc="0" locked="0" layoutInCell="1" allowOverlap="1" wp14:anchorId="45051BFA" wp14:editId="0BD79F6E">
                 <wp:simplePos x="0" y="0"/>
                 <wp:positionH relativeFrom="column">
                   <wp:posOffset>2025015</wp:posOffset>
@@ -18,7 +18,7 @@
                 <wp:positionV relativeFrom="paragraph">
                   <wp:posOffset>5179060</wp:posOffset>
                 </wp:positionV>
-                <wp:extent cx="7545705" cy="1270000"/>
+                <wp:extent cx="7545705" cy="1143000"/>
                 <wp:effectExtent l="0" t="0" r="0" b="0"/>
                 <wp:wrapNone/>
                 <wp:docPr id="2094719552" name="テキスト ボックス 5"/>
@@ -30,7 +30,7 @@
                       <wps:spPr>
                         <a:xfrm>
                           <a:off x="0" y="0"/>
-                          <a:ext cx="7545705" cy="1270000"/>
+                          <a:ext cx="7545705" cy="1143000"/>
                         </a:xfrm>
                         <a:prstGeom prst="rect">
                           <a:avLst/>
@@ -68,6 +68,7 @@
                               </w:rPr>
                               <w:t>{{</w:t>
                             </w:r>
+                            <w:proofErr w:type="spellStart"/>
                             <w:r>
                               <w:rPr>
                                 <w:rFonts w:ascii="メイリオ" w:eastAsia="メイリオ" w:hAnsi="メイリオ" w:cs="Arial Unicode MS"/>
@@ -87,7 +88,15 @@
                                 <w:rFonts w:ascii="メイリオ" w:eastAsia="メイリオ" w:hAnsi="メイリオ" w:cs="Arial Unicode MS"/>
                                 <w:sz w:val="28"/>
                               </w:rPr>
-                              <w:t>Desc}}</w:t>
+                              <w:t>Desc</w:t>
+                            </w:r>
+                            <w:proofErr w:type="spellEnd"/>
+                            <w:r>
+                              <w:rPr>
+                                <w:rFonts w:ascii="メイリオ" w:eastAsia="メイリオ" w:hAnsi="メイリオ" w:cs="Arial Unicode MS"/>
+                                <w:sz w:val="28"/>
+                              </w:rPr>
+                              <w:t>}}</w:t>
                             </w:r>
                           </w:p>
                           <w:p>
@@ -124,7 +133,7 @@
                 <v:stroke joinstyle="miter"/>
                 <v:path gradientshapeok="t" o:connecttype="rect"/>
               </v:shapetype>
-              <v:shape id="テキスト ボックス 5" o:spid="_x0000_s1026" type="#_x0000_t202" style="position:absolute;left:0;text-align:left;margin-left:159.45pt;margin-top:407.8pt;width:594.15pt;height:100pt;z-index:251659264;visibility:visible;mso-wrap-style:square;mso-width-percent:0;mso-height-percent:0;mso-wrap-distance-left:9pt;mso-wrap-distance-top:0;mso-wrap-distance-right:9pt;mso-wrap-distance-bottom:0;mso-position-horizontal:absolute;mso-position-horizontal-relative:text;mso-position-vertical:absolute;mso-position-vertical-relative:text;mso-width-percent:0;mso-height-percent:0;mso-width-relative:margin;mso-height-relative:margin;v-text-anchor:top" o:gfxdata="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" fillcolor="white [3201]" stroked="f" strokeweight=".5pt">
+              <v:shape id="テキスト ボックス 5" o:spid="_x0000_s1026" type="#_x0000_t202" style="position:absolute;left:0;text-align:left;margin-left:159.45pt;margin-top:407.8pt;width:594.15pt;height:90pt;z-index:251659264;visibility:visible;mso-wrap-style:square;mso-width-percent:0;mso-height-percent:0;mso-wrap-distance-left:9pt;mso-wrap-distance-top:0;mso-wrap-distance-right:9pt;mso-wrap-distance-bottom:0;mso-position-horizontal:absolute;mso-position-horizontal-relative:text;mso-position-vertical:absolute;mso-position-vertical-relative:text;mso-width-percent:0;mso-height-percent:0;mso-width-relative:margin;mso-height-relative:margin;v-text-anchor:top" o:gfxdata="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" fillcolor="white [3201]" stroked="f" strokeweight=".5pt">
                 <v:textbox>
                   <w:txbxContent>
                     <w:p>
@@ -151,6 +160,7 @@
                         </w:rPr>
                         <w:t>{{</w:t>
                       </w:r>
+                      <w:proofErr w:type="spellStart"/>
                       <w:r>
                         <w:rPr>
                           <w:rFonts w:ascii="メイリオ" w:eastAsia="メイリオ" w:hAnsi="メイリオ" w:cs="Arial Unicode MS"/>
@@ -170,7 +180,15 @@
                           <w:rFonts w:ascii="メイリオ" w:eastAsia="メイリオ" w:hAnsi="メイリオ" w:cs="Arial Unicode MS"/>
                           <w:sz w:val="28"/>
                         </w:rPr>
-                        <w:t>Desc}}</w:t>
+                        <w:t>Desc</w:t>
+                      </w:r>
+                      <w:proofErr w:type="spellEnd"/>
+                      <w:r>
+                        <w:rPr>
+                          <w:rFonts w:ascii="メイリオ" w:eastAsia="メイリオ" w:hAnsi="メイリオ" w:cs="Arial Unicode MS"/>
+                          <w:sz w:val="28"/>
+                        </w:rPr>
+                        <w:t>}}</w:t>
                       </w:r>
                     </w:p>
                     <w:p>

--- a/functions/legacy/template/flyerA4.docx
+++ b/functions/legacy/template/flyerA4.docx
@@ -211,10 +211,10 @@
           <w:noProof/>
         </w:rPr>
         <w:drawing>
-          <wp:inline distT="0" distB="0" distL="0" distR="0" wp14:anchorId="5B4A71B0" wp14:editId="11FC7FD1">
-            <wp:extent cx="9577893" cy="5054600"/>
-            <wp:effectExtent l="0" t="0" r="0" b="0"/>
-            <wp:docPr id="1089585710" name="図 2" descr="{&#10; &quot;location-path&quot;:&quot;eventCoverUrlBase64Image&quot;,&#10; &quot;image-props&quot;:{}&#10; }"/>
+          <wp:inline distT="0" distB="0" distL="0" distR="0" wp14:anchorId="5B4A71B0" wp14:editId="2F53B0BA">
+            <wp:extent cx="9702410" cy="5087027"/>
+            <wp:effectExtent l="0" t="0" r="635" b="5715"/>
+            <wp:docPr id="1089585710" name="図 2"/>
             <wp:cNvGraphicFramePr>
               <a:graphicFrameLocks xmlns:a="http://schemas.openxmlformats.org/drawingml/2006/main" noChangeAspect="1"/>
             </wp:cNvGraphicFramePr>
@@ -222,7 +222,7 @@
               <a:graphicData uri="http://schemas.openxmlformats.org/drawingml/2006/picture">
                 <pic:pic xmlns:pic="http://schemas.openxmlformats.org/drawingml/2006/picture">
                   <pic:nvPicPr>
-                    <pic:cNvPr id="1089585710" name="図 2" descr="{&#10; &quot;location-path&quot;:&quot;eventCoverUrlBase64Image&quot;,&#10; &quot;image-props&quot;:{}&#10; }"/>
+                    <pic:cNvPr id="1089585710" name="図 2"/>
                     <pic:cNvPicPr/>
                   </pic:nvPicPr>
                   <pic:blipFill>
@@ -240,7 +240,7 @@
                   <pic:spPr>
                     <a:xfrm>
                       <a:off x="0" y="0"/>
-                      <a:ext cx="9702410" cy="5120312"/>
+                      <a:ext cx="9702410" cy="5087027"/>
                     </a:xfrm>
                     <a:prstGeom prst="rect">
                       <a:avLst/>

--- a/functions/legacy/template/flyerA4.docx
+++ b/functions/legacy/template/flyerA4.docx
@@ -3,6 +3,11 @@
 <w:document xmlns:wpc="http://schemas.microsoft.com/office/word/2010/wordprocessingCanvas" xmlns:cx="http://schemas.microsoft.com/office/drawing/2014/chartex" xmlns:cx1="http://schemas.microsoft.com/office/drawing/2015/9/8/chartex" xmlns:cx2="http://schemas.microsoft.com/office/drawing/2015/10/21/chartex" xmlns:cx3="http://schemas.microsoft.com/office/drawing/2016/5/9/chartex" xmlns:cx4="http://schemas.microsoft.com/office/drawing/2016/5/10/chartex" xmlns:cx5="http://schemas.microsoft.com/office/drawing/2016/5/11/chartex" xmlns:cx6="http://schemas.microsoft.com/office/drawing/2016/5/12/chartex" xmlns:cx7="http://schemas.microsoft.com/office/drawing/2016/5/13/chartex" xmlns:cx8="http://schemas.microsoft.com/office/drawing/2016/5/14/chartex" xmlns:mc="http://schemas.openxmlformats.org/markup-compatibility/2006" xmlns:aink="http://schemas.microsoft.com/office/drawing/2016/ink" xmlns:am3d="http://schemas.microsoft.com/office/drawing/2017/model3d" xmlns:o="urn:schemas-microsoft-com:office:office" xmlns:oel="http://schemas.microsoft.com/office/2019/extlst" xmlns:r="http://schemas.openxmlformats.org/officeDocument/2006/relationships" xmlns:m="http://schemas.openxmlformats.org/officeDocument/2006/math" xmlns:v="urn:schemas-microsoft-com:vml" xmlns:wp14="http://schemas.microsoft.com/office/word/2010/wordprocessingDrawing" xmlns:wp="http://schemas.openxmlformats.org/drawingml/2006/wordprocessingDrawing" xmlns:w10="urn:schemas-microsoft-com:office:word" xmlns:w="http://schemas.openxmlformats.org/wordprocessingml/2006/main" xmlns:w14="http://schemas.microsoft.com/office/word/2010/wordml" xmlns:w15="http://schemas.microsoft.com/office/word/2012/wordml" xmlns:w16cex="http://schemas.microsoft.com/office/word/2018/wordml/cex" xmlns:w16cid="http://schemas.microsoft.com/office/word/2016/wordml/cid" xmlns:w16="http://schemas.microsoft.com/office/word/2018/wordml" xmlns:w16du="http://schemas.microsoft.com/office/word/2023/wordml/word16du" xmlns:w16sdtdh="http://schemas.microsoft.com/office/word/2020/wordml/sdtdatahash" xmlns:w16sdtfl="http://schemas.microsoft.com/office/word/2024/wordml/sdtformatlock" xmlns:w16se="http://schemas.microsoft.com/office/word/2015/wordml/symex" xmlns:wpg="http://schemas.microsoft.com/office/word/2010/wordprocessingGroup" xmlns:wpi="http://schemas.microsoft.com/office/word/2010/wordprocessingInk" xmlns:wne="http://schemas.microsoft.com/office/word/2006/wordml" xmlns:wps="http://schemas.microsoft.com/office/word/2010/wordprocessingShape" mc:Ignorable="w14 w15 w16se w16cid w16 w16cex w16sdtdh w16sdtfl w16du wp14">
   <w:body>
     <w:p>
+      <w:pPr>
+        <w:rPr>
+          <w:rFonts w:hint="eastAsia"/>
+        </w:rPr>
+      </w:pPr>
       <w:r>
         <w:rPr>
           <w:noProof/>
@@ -211,10 +216,10 @@
           <w:noProof/>
         </w:rPr>
         <w:drawing>
-          <wp:inline distT="0" distB="0" distL="0" distR="0" wp14:anchorId="5B4A71B0" wp14:editId="2F53B0BA">
+          <wp:inline distT="0" distB="0" distL="0" distR="0" wp14:anchorId="5B4A71B0" wp14:editId="65362A16">
             <wp:extent cx="9702410" cy="5087027"/>
             <wp:effectExtent l="0" t="0" r="635" b="5715"/>
-            <wp:docPr id="1089585710" name="図 2"/>
+            <wp:docPr id="1089585710" name="図 2" descr="{&#10; &quot;location-path&quot;:&quot;eventCoverUrlBase64Image&quot;,&#10; &quot;image-props&quot;:{}&#10; }"/>
             <wp:cNvGraphicFramePr>
               <a:graphicFrameLocks xmlns:a="http://schemas.openxmlformats.org/drawingml/2006/main" noChangeAspect="1"/>
             </wp:cNvGraphicFramePr>
@@ -222,7 +227,7 @@
               <a:graphicData uri="http://schemas.openxmlformats.org/drawingml/2006/picture">
                 <pic:pic xmlns:pic="http://schemas.openxmlformats.org/drawingml/2006/picture">
                   <pic:nvPicPr>
-                    <pic:cNvPr id="1089585710" name="図 2"/>
+                    <pic:cNvPr id="1089585710" name="図 2" descr="{&#10; &quot;location-path&quot;:&quot;eventCoverUrlBase64Image&quot;,&#10; &quot;image-props&quot;:{}&#10; }"/>
                     <pic:cNvPicPr/>
                   </pic:nvPicPr>
                   <pic:blipFill>
@@ -1576,4 +1581,24 @@
     </a:ext>
   </a:extLst>
 </a:theme>
+</file>
+
+<file path=word/webextensions/taskpanes.xml><?xml version="1.0" encoding="utf-8"?>
+<wetp:taskpanes xmlns:wetp="http://schemas.microsoft.com/office/webextensions/taskpanes/2010/11">
+  <wetp:taskpane dockstate="right" visibility="0" width="350" row="0">
+    <wetp:webextensionref xmlns:r="http://schemas.openxmlformats.org/officeDocument/2006/relationships" r:id="rId1"/>
+  </wetp:taskpane>
+</wetp:taskpanes>
+</file>
+
+<file path=word/webextensions/webextension1.xml><?xml version="1.0" encoding="utf-8"?>
+<we:webextension xmlns:we="http://schemas.microsoft.com/office/webextensions/webextension/2010/11" id="{57D03834-4EFF-3945-B2FD-5CAB055C7C4E}">
+  <we:reference id="wa200002654" version="1.0.0.0" store="ja-JP" storeType="OMEX"/>
+  <we:alternateReferences>
+    <we:reference id="wa200002654" version="1.0.0.0" store="WA200002654" storeType="OMEX"/>
+  </we:alternateReferences>
+  <we:properties/>
+  <we:bindings/>
+  <we:snapshot xmlns:r="http://schemas.openxmlformats.org/officeDocument/2006/relationships"/>
+</we:webextension>
 </file>